--- a/template.docx
+++ b/template.docx
@@ -4,21 +4,36 @@
   <w:body>
     <w:p>
       <w:pPr>
-        <w:pStyle w:val="Heading2"/>
-        <w:ind w:left="241"/>
+        <w:pStyle w:val="BodyText"/>
+        <w:spacing w:before="151"/>
+        <w:rPr>
+          <w:rFonts w:ascii="Times New Roman"/>
+          <w:sz w:val="22"/>
+        </w:rPr>
+      </w:pPr>
+    </w:p>
+    <w:p>
+      <w:pPr>
+        <w:spacing w:before="0"/>
+        <w:ind w:left="219" w:right="0" w:firstLine="0"/>
+        <w:jc w:val="left"/>
+        <w:rPr>
+          <w:sz w:val="22"/>
+        </w:rPr>
       </w:pPr>
       <w:r>
         <w:rPr>
           <w:color w:val="00121A"/>
           <w:spacing w:val="-2"/>
           <w:w w:val="110"/>
+          <w:sz w:val="22"/>
         </w:rPr>
         <w:t>{{LOGO}}</w:t>
       </w:r>
     </w:p>
     <w:p>
       <w:pPr>
-        <w:pStyle w:val="Heading3"/>
+        <w:pStyle w:val="Heading1"/>
       </w:pPr>
       <w:r>
         <w:rPr>
@@ -37,7 +52,7 @@
     <w:p>
       <w:pPr>
         <w:spacing w:before="271"/>
-        <w:ind w:left="2" w:right="1970" w:firstLine="0"/>
+        <w:ind w:left="1" w:right="1991" w:firstLine="0"/>
         <w:jc w:val="center"/>
         <w:rPr>
           <w:rFonts w:ascii="Arial"/>
@@ -78,7 +93,7 @@
     <w:p>
       <w:pPr>
         <w:spacing w:before="200"/>
-        <w:ind w:left="0" w:right="1969" w:firstLine="0"/>
+        <w:ind w:left="0" w:right="1991" w:firstLine="0"/>
         <w:jc w:val="center"/>
         <w:rPr>
           <w:rFonts w:ascii="Verdana"/>
@@ -137,16 +152,19 @@
     </w:p>
     <w:p>
       <w:pPr>
-        <w:pStyle w:val="Heading2"/>
         <w:spacing w:before="312"/>
-        <w:ind w:right="1969"/>
+        <w:ind w:left="0" w:right="1991" w:firstLine="0"/>
         <w:jc w:val="center"/>
+        <w:rPr>
+          <w:sz w:val="42"/>
+        </w:rPr>
       </w:pPr>
       <w:r>
         <w:rPr>
           <w:color w:val="00121A"/>
           <w:spacing w:val="-2"/>
           <w:w w:val="110"/>
+          <w:sz w:val="42"/>
         </w:rPr>
         <w:t>{{NOME}}</w:t>
       </w:r>
@@ -154,7 +172,7 @@
     <w:p>
       <w:pPr>
         <w:spacing w:before="211"/>
-        <w:ind w:left="0" w:right="1969" w:firstLine="0"/>
+        <w:ind w:left="0" w:right="1991" w:firstLine="0"/>
         <w:jc w:val="center"/>
         <w:rPr>
           <w:sz w:val="30"/>
@@ -270,6 +288,47 @@
           <w:sz w:val="30"/>
         </w:rPr>
         <w:t>ore</w:t>
+      </w:r>
+    </w:p>
+    <w:p>
+      <w:pPr>
+        <w:spacing w:before="280"/>
+        <w:ind w:left="0" w:right="1991" w:firstLine="0"/>
+        <w:jc w:val="center"/>
+        <w:rPr>
+          <w:rFonts w:ascii="Tahoma"/>
+          <w:b/>
+          <w:sz w:val="48"/>
+        </w:rPr>
+      </w:pPr>
+      <w:r>
+        <w:rPr>
+          <w:rFonts w:ascii="Tahoma"/>
+          <w:b/>
+          <w:color w:val="873BFF"/>
+          <w:spacing w:val="-2"/>
+          <w:sz w:val="48"/>
+        </w:rPr>
+        <w:t>{{NOME_CORSO}}</w:t>
+      </w:r>
+    </w:p>
+    <w:p>
+      <w:pPr>
+        <w:spacing w:before="239"/>
+        <w:ind w:left="0" w:right="1991" w:firstLine="0"/>
+        <w:jc w:val="center"/>
+        <w:rPr>
+          <w:sz w:val="30"/>
+        </w:rPr>
+      </w:pPr>
+      <w:r>
+        <w:rPr>
+          <w:color w:val="00121A"/>
+          <w:spacing w:val="-2"/>
+          <w:w w:val="110"/>
+          <w:sz w:val="30"/>
+        </w:rPr>
+        <w:t>{{IN_DATA}}</w:t>
       </w:r>
     </w:p>
     <w:p>
@@ -282,30 +341,24 @@
         <w:sectPr>
           <w:type w:val="continuous"/>
           <w:pgSz w:w="14400" w:h="8100" w:orient="landscape"/>
-          <w:pgMar w:top="580" w:bottom="280" w:left="360" w:right="2160"/>
+          <w:pgMar w:top="580" w:bottom="280" w:left="720" w:right="2160"/>
           <w:cols w:num="2" w:equalWidth="0">
-            <w:col w:w="2226" w:space="1545"/>
-            <w:col w:w="8109"/>
+            <w:col w:w="1278" w:space="2155"/>
+            <w:col w:w="8087"/>
           </w:cols>
         </w:sectPr>
       </w:pPr>
     </w:p>
     <w:p>
       <w:pPr>
-        <w:pStyle w:val="Heading1"/>
-        <w:spacing w:line="204" w:lineRule="auto"/>
-        <w:rPr>
-          <w:b w:val="0"/>
-        </w:rPr>
-      </w:pPr>
-      <w:r>
-        <w:rPr>
-          <w:b w:val="0"/>
-        </w:rPr>
+        <w:pStyle w:val="BodyText"/>
+      </w:pPr>
+      <w:r>
+        <w:rPr/>
         <mc:AlternateContent>
           <mc:Choice Requires="wps">
             <w:drawing>
-              <wp:anchor distT="0" distB="0" distL="0" distR="0" allowOverlap="1" layoutInCell="1" locked="0" behindDoc="1" simplePos="0" relativeHeight="487560192">
+              <wp:anchor distT="0" distB="0" distL="0" distR="0" allowOverlap="1" layoutInCell="1" locked="0" behindDoc="1" simplePos="0" relativeHeight="487556096">
                 <wp:simplePos x="0" y="0"/>
                 <wp:positionH relativeFrom="page">
                   <wp:posOffset>0</wp:posOffset>
@@ -375,7 +428,7 @@
           </mc:Choice>
           <mc:Fallback>
             <w:pict>
-              <v:rect style="position:absolute;margin-left:0pt;margin-top:0pt;width:719.999997pt;height:404.999998pt;mso-position-horizontal-relative:page;mso-position-vertical-relative:page;z-index:-15756288" id="docshape1" filled="true" fillcolor="#d9d1e9" stroked="false">
+              <v:rect style="position:absolute;margin-left:0pt;margin-top:0pt;width:719.999997pt;height:404.999998pt;mso-position-horizontal-relative:page;mso-position-vertical-relative:page;z-index:-15760384" id="docshape1" filled="true" fillcolor="#d9d1e9" stroked="false">
                 <v:fill type="solid"/>
                 <w10:wrap type="none"/>
               </v:rect>
@@ -384,13 +437,11 @@
         </mc:AlternateContent>
       </w:r>
       <w:r>
-        <w:rPr>
-          <w:b w:val="0"/>
-        </w:rPr>
+        <w:rPr/>
         <mc:AlternateContent>
           <mc:Choice Requires="wps">
             <w:drawing>
-              <wp:anchor distT="0" distB="0" distL="0" distR="0" allowOverlap="1" layoutInCell="1" locked="0" behindDoc="1" simplePos="0" relativeHeight="487560704">
+              <wp:anchor distT="0" distB="0" distL="0" distR="0" allowOverlap="1" layoutInCell="1" locked="0" behindDoc="1" simplePos="0" relativeHeight="487556608">
                 <wp:simplePos x="0" y="0"/>
                 <wp:positionH relativeFrom="page">
                   <wp:posOffset>0</wp:posOffset>
@@ -537,7 +588,7 @@
           </mc:Choice>
           <mc:Fallback>
             <w:pict>
-              <v:group style="position:absolute;margin-left:.000012pt;margin-top:5.720472pt;width:715.05pt;height:392.95pt;mso-position-horizontal-relative:page;mso-position-vertical-relative:page;z-index:-15755776" id="docshapegroup2" coordorigin="0,114" coordsize="14301,7859">
+              <v:group style="position:absolute;margin-left:.000012pt;margin-top:5.720472pt;width:715.05pt;height:392.95pt;mso-position-horizontal-relative:page;mso-position-vertical-relative:page;z-index:-15759872" id="docshapegroup2" coordorigin="0,114" coordsize="14301,7859">
                 <v:shape style="position:absolute;left:706;top:7389;width:1082;height:309" type="#_x0000_t75" id="docshape3" stroked="false">
                   <v:imagedata r:id="rId5" o:title=""/>
                 </v:shape>
@@ -556,230 +607,83 @@
           </mc:Fallback>
         </mc:AlternateContent>
       </w:r>
-      <w:r>
-        <w:rPr>
-          <w:b w:val="0"/>
-          <w:color w:val="873BFF"/>
-          <w:w w:val="90"/>
-        </w:rPr>
-        <w:t>Introduzione dell’Intelligenza Artificiale nell’Organizzazione e Gestione dei </w:t>
-      </w:r>
-      <w:r>
-        <w:rPr>
-          <w:b w:val="0"/>
-          <w:color w:val="873BFF"/>
-          <w:w w:val="90"/>
-        </w:rPr>
-        <w:t>Servizi </w:t>
-      </w:r>
-      <w:r>
-        <w:rPr>
-          <w:b w:val="0"/>
-          <w:color w:val="873BFF"/>
-          <w:spacing w:val="-2"/>
-        </w:rPr>
-        <w:t>Comunali</w:t>
-      </w:r>
-    </w:p>
-    <w:p>
-      <w:pPr>
-        <w:spacing w:before="214"/>
-        <w:ind w:left="1802" w:right="2" w:firstLine="0"/>
-        <w:jc w:val="center"/>
-        <w:rPr>
-          <w:sz w:val="30"/>
-        </w:rPr>
-      </w:pPr>
-      <w:r>
-        <w:rPr>
-          <w:color w:val="00121A"/>
-          <w:w w:val="95"/>
-          <w:sz w:val="30"/>
-        </w:rPr>
-        <w:t>tenutosi</w:t>
-      </w:r>
-      <w:r>
-        <w:rPr>
-          <w:color w:val="00121A"/>
-          <w:spacing w:val="3"/>
-          <w:sz w:val="30"/>
-        </w:rPr>
-        <w:t> </w:t>
-      </w:r>
-      <w:r>
-        <w:rPr>
-          <w:color w:val="00121A"/>
-          <w:w w:val="95"/>
-          <w:sz w:val="30"/>
-        </w:rPr>
-        <w:t>i</w:t>
-      </w:r>
-      <w:r>
-        <w:rPr>
-          <w:color w:val="00121A"/>
-          <w:spacing w:val="4"/>
-          <w:sz w:val="30"/>
-        </w:rPr>
-        <w:t> </w:t>
-      </w:r>
-      <w:r>
-        <w:rPr>
-          <w:color w:val="00121A"/>
-          <w:w w:val="95"/>
-          <w:sz w:val="30"/>
-        </w:rPr>
-        <w:t>giorni</w:t>
-      </w:r>
-      <w:r>
-        <w:rPr>
-          <w:color w:val="00121A"/>
-          <w:spacing w:val="3"/>
-          <w:sz w:val="30"/>
-        </w:rPr>
-        <w:t> </w:t>
-      </w:r>
-      <w:r>
-        <w:rPr>
-          <w:color w:val="00121A"/>
-          <w:w w:val="90"/>
-          <w:sz w:val="30"/>
-        </w:rPr>
-        <w:t>11,</w:t>
-      </w:r>
-      <w:r>
-        <w:rPr>
-          <w:color w:val="00121A"/>
-          <w:spacing w:val="4"/>
-          <w:sz w:val="30"/>
-        </w:rPr>
-        <w:t> </w:t>
-      </w:r>
-      <w:r>
-        <w:rPr>
-          <w:color w:val="00121A"/>
-          <w:w w:val="95"/>
-          <w:sz w:val="30"/>
-        </w:rPr>
-        <w:t>20</w:t>
-      </w:r>
-      <w:r>
-        <w:rPr>
-          <w:color w:val="00121A"/>
-          <w:spacing w:val="4"/>
-          <w:sz w:val="30"/>
-        </w:rPr>
-        <w:t> </w:t>
-      </w:r>
-      <w:r>
-        <w:rPr>
-          <w:color w:val="00121A"/>
-          <w:w w:val="95"/>
-          <w:sz w:val="30"/>
-        </w:rPr>
-        <w:t>maggio</w:t>
-      </w:r>
-      <w:r>
-        <w:rPr>
-          <w:color w:val="00121A"/>
-          <w:spacing w:val="3"/>
-          <w:sz w:val="30"/>
-        </w:rPr>
-        <w:t> </w:t>
-      </w:r>
-      <w:r>
-        <w:rPr>
-          <w:color w:val="00121A"/>
-          <w:w w:val="95"/>
-          <w:sz w:val="30"/>
-        </w:rPr>
-        <w:t>e</w:t>
-      </w:r>
-      <w:r>
-        <w:rPr>
-          <w:color w:val="00121A"/>
-          <w:spacing w:val="4"/>
-          <w:sz w:val="30"/>
-        </w:rPr>
-        <w:t> </w:t>
-      </w:r>
-      <w:r>
-        <w:rPr>
-          <w:color w:val="00121A"/>
-          <w:w w:val="95"/>
-          <w:sz w:val="30"/>
-        </w:rPr>
-        <w:t>3</w:t>
-      </w:r>
-      <w:r>
-        <w:rPr>
-          <w:color w:val="00121A"/>
-          <w:spacing w:val="3"/>
-          <w:sz w:val="30"/>
-        </w:rPr>
-        <w:t> </w:t>
-      </w:r>
-      <w:r>
-        <w:rPr>
-          <w:color w:val="00121A"/>
-          <w:w w:val="95"/>
-          <w:sz w:val="30"/>
-        </w:rPr>
-        <w:t>giugno</w:t>
-      </w:r>
-      <w:r>
-        <w:rPr>
-          <w:color w:val="00121A"/>
-          <w:spacing w:val="4"/>
-          <w:sz w:val="30"/>
-        </w:rPr>
-        <w:t> </w:t>
-      </w:r>
-      <w:r>
-        <w:rPr>
-          <w:color w:val="00121A"/>
-          <w:spacing w:val="-4"/>
-          <w:w w:val="95"/>
-          <w:sz w:val="30"/>
-        </w:rPr>
-        <w:t>2026</w:t>
-      </w:r>
-    </w:p>
-    <w:p>
-      <w:pPr>
-        <w:pStyle w:val="BodyText"/>
-      </w:pPr>
-    </w:p>
-    <w:p>
-      <w:pPr>
-        <w:pStyle w:val="BodyText"/>
-      </w:pPr>
-    </w:p>
-    <w:p>
-      <w:pPr>
-        <w:pStyle w:val="BodyText"/>
-      </w:pPr>
-    </w:p>
-    <w:p>
-      <w:pPr>
-        <w:pStyle w:val="BodyText"/>
-      </w:pPr>
-    </w:p>
-    <w:p>
-      <w:pPr>
-        <w:pStyle w:val="BodyText"/>
-      </w:pPr>
-    </w:p>
-    <w:p>
-      <w:pPr>
-        <w:pStyle w:val="BodyText"/>
-        <w:spacing w:before="28"/>
-      </w:pPr>
-    </w:p>
-    <w:p>
-      <w:pPr>
-        <w:pStyle w:val="BodyText"/>
-        <w:spacing w:line="187" w:lineRule="auto"/>
-        <w:ind w:left="1563" w:right="6432"/>
+    </w:p>
+    <w:p>
+      <w:pPr>
+        <w:pStyle w:val="BodyText"/>
+      </w:pPr>
+    </w:p>
+    <w:p>
+      <w:pPr>
+        <w:pStyle w:val="BodyText"/>
+      </w:pPr>
+    </w:p>
+    <w:p>
+      <w:pPr>
+        <w:pStyle w:val="BodyText"/>
+      </w:pPr>
+    </w:p>
+    <w:p>
+      <w:pPr>
+        <w:pStyle w:val="BodyText"/>
+      </w:pPr>
+    </w:p>
+    <w:p>
+      <w:pPr>
+        <w:pStyle w:val="BodyText"/>
+      </w:pPr>
+    </w:p>
+    <w:p>
+      <w:pPr>
+        <w:pStyle w:val="BodyText"/>
+      </w:pPr>
+    </w:p>
+    <w:p>
+      <w:pPr>
+        <w:pStyle w:val="BodyText"/>
+      </w:pPr>
+    </w:p>
+    <w:p>
+      <w:pPr>
+        <w:pStyle w:val="BodyText"/>
+      </w:pPr>
+    </w:p>
+    <w:p>
+      <w:pPr>
+        <w:pStyle w:val="BodyText"/>
+      </w:pPr>
+    </w:p>
+    <w:p>
+      <w:pPr>
+        <w:pStyle w:val="BodyText"/>
+      </w:pPr>
+    </w:p>
+    <w:p>
+      <w:pPr>
+        <w:pStyle w:val="BodyText"/>
+      </w:pPr>
+    </w:p>
+    <w:p>
+      <w:pPr>
+        <w:pStyle w:val="BodyText"/>
+      </w:pPr>
+    </w:p>
+    <w:p>
+      <w:pPr>
+        <w:pStyle w:val="BodyText"/>
+      </w:pPr>
+    </w:p>
+    <w:p>
+      <w:pPr>
+        <w:pStyle w:val="BodyText"/>
+        <w:spacing w:before="74"/>
+      </w:pPr>
+    </w:p>
+    <w:p>
+      <w:pPr>
+        <w:pStyle w:val="BodyText"/>
+        <w:spacing w:line="187" w:lineRule="auto" w:before="1"/>
+        <w:ind w:left="1203" w:right="6445"/>
       </w:pPr>
       <w:r>
         <w:rPr>
@@ -810,7 +714,7 @@
     <w:sectPr>
       <w:type w:val="continuous"/>
       <w:pgSz w:w="14400" w:h="8100" w:orient="landscape"/>
-      <w:pgMar w:top="580" w:bottom="280" w:left="360" w:right="2160"/>
+      <w:pgMar w:top="580" w:bottom="280" w:left="720" w:right="2160"/>
     </w:sectPr>
   </w:body>
 </w:document>
@@ -873,7 +777,7 @@
     <w:pPr/>
     <w:rPr>
       <w:rFonts w:ascii="Lucida Sans Unicode" w:hAnsi="Lucida Sans Unicode" w:eastAsia="Lucida Sans Unicode" w:cs="Lucida Sans Unicode"/>
-      <w:lang w:val="it-IT" w:eastAsia="en-US" w:bidi="ar-SA"/>
+      <w:lang w:val="en-US" w:eastAsia="en-US" w:bidi="ar-SA"/>
     </w:rPr>
   </w:style>
   <w:style w:styleId="BodyText" w:type="paragraph">
@@ -886,7 +790,7 @@
       <w:rFonts w:ascii="Lucida Sans Unicode" w:hAnsi="Lucida Sans Unicode" w:eastAsia="Lucida Sans Unicode" w:cs="Lucida Sans Unicode"/>
       <w:sz w:val="8"/>
       <w:szCs w:val="8"/>
-      <w:lang w:val="it-IT" w:eastAsia="en-US" w:bidi="ar-SA"/>
+      <w:lang w:val="en-US" w:eastAsia="en-US" w:bidi="ar-SA"/>
     </w:rPr>
   </w:style>
   <w:style w:styleId="Heading1" w:type="paragraph">
@@ -895,46 +799,10 @@
     <w:uiPriority w:val="1"/>
     <w:qFormat/>
     <w:pPr>
-      <w:spacing w:before="311"/>
-      <w:ind w:left="1802"/>
+      <w:spacing w:before="113"/>
+      <w:ind w:left="1" w:right="1991"/>
       <w:jc w:val="center"/>
       <w:outlineLvl w:val="1"/>
-    </w:pPr>
-    <w:rPr>
-      <w:rFonts w:ascii="Arial Black" w:hAnsi="Arial Black" w:eastAsia="Arial Black" w:cs="Arial Black"/>
-      <w:b/>
-      <w:bCs/>
-      <w:sz w:val="48"/>
-      <w:szCs w:val="48"/>
-      <w:lang w:val="it-IT" w:eastAsia="en-US" w:bidi="ar-SA"/>
-    </w:rPr>
-  </w:style>
-  <w:style w:styleId="Heading2" w:type="paragraph">
-    <w:name w:val="Heading 2"/>
-    <w:basedOn w:val="Normal"/>
-    <w:uiPriority w:val="1"/>
-    <w:qFormat/>
-    <w:pPr>
-      <w:spacing w:before="215"/>
-      <w:outlineLvl w:val="2"/>
-    </w:pPr>
-    <w:rPr>
-      <w:rFonts w:ascii="Lucida Sans Unicode" w:hAnsi="Lucida Sans Unicode" w:eastAsia="Lucida Sans Unicode" w:cs="Lucida Sans Unicode"/>
-      <w:sz w:val="42"/>
-      <w:szCs w:val="42"/>
-      <w:lang w:val="it-IT" w:eastAsia="en-US" w:bidi="ar-SA"/>
-    </w:rPr>
-  </w:style>
-  <w:style w:styleId="Heading3" w:type="paragraph">
-    <w:name w:val="Heading 3"/>
-    <w:basedOn w:val="Normal"/>
-    <w:uiPriority w:val="1"/>
-    <w:qFormat/>
-    <w:pPr>
-      <w:spacing w:before="113"/>
-      <w:ind w:right="1970"/>
-      <w:jc w:val="center"/>
-      <w:outlineLvl w:val="3"/>
     </w:pPr>
     <w:rPr>
       <w:rFonts w:ascii="Arial" w:hAnsi="Arial" w:eastAsia="Arial" w:cs="Arial"/>
@@ -942,7 +810,7 @@
       <w:bCs/>
       <w:sz w:val="38"/>
       <w:szCs w:val="38"/>
-      <w:lang w:val="it-IT" w:eastAsia="en-US" w:bidi="ar-SA"/>
+      <w:lang w:val="en-US" w:eastAsia="en-US" w:bidi="ar-SA"/>
     </w:rPr>
   </w:style>
   <w:style w:styleId="ListParagraph" w:type="paragraph">
@@ -952,7 +820,7 @@
     <w:qFormat/>
     <w:pPr/>
     <w:rPr>
-      <w:lang w:val="it-IT" w:eastAsia="en-US" w:bidi="ar-SA"/>
+      <w:lang w:val="en-US" w:eastAsia="en-US" w:bidi="ar-SA"/>
     </w:rPr>
   </w:style>
   <w:style w:styleId="TableParagraph" w:type="paragraph">
@@ -962,7 +830,7 @@
     <w:qFormat/>
     <w:pPr/>
     <w:rPr>
-      <w:lang w:val="it-IT" w:eastAsia="en-US" w:bidi="ar-SA"/>
+      <w:lang w:val="en-US" w:eastAsia="en-US" w:bidi="ar-SA"/>
     </w:rPr>
   </w:style>
 </w:styles>
